--- a/contao/templates/crm_invoice_template_default.docx
+++ b/contao/templates/crm_invoice_template_default.docx
@@ -2057,31 +2057,18 @@
               <w:lang w:val="it-IT"/>
             </w:rPr>
           </w:pPr>
-          <w:r>
-            <w:fldChar w:fldCharType="begin"/>
-          </w:r>
-          <w:r>
-            <w:rPr>
-              <w:lang w:val="it-IT"/>
-            </w:rPr>
-            <w:instrText>HYPERLINK "mailto:m.cupic@gmx.ch"</w:instrText>
-          </w:r>
-          <w:r>
-            <w:fldChar w:fldCharType="separate"/>
-          </w:r>
-          <w:r>
-            <w:rPr>
-              <w:rFonts w:ascii="Nunito" w:hAnsi="Nunito"/>
-              <w:color w:val="808080" w:themeColor="background1" w:themeShade="80"/>
-              <w:sz w:val="20"/>
-              <w:szCs w:val="20"/>
-              <w:lang w:val="it-IT"/>
-            </w:rPr>
-            <w:t>m.cupic@gmx.ch</w:t>
-          </w:r>
-          <w:r>
-            <w:fldChar w:fldCharType="end"/>
-          </w:r>
+          <w:hyperlink r:id="rId3" w:history="1">
+            <w:r>
+              <w:rPr>
+                <w:rFonts w:ascii="Nunito" w:hAnsi="Nunito"/>
+                <w:color w:val="808080" w:themeColor="background1" w:themeShade="80"/>
+                <w:sz w:val="20"/>
+                <w:szCs w:val="20"/>
+                <w:lang w:val="it-IT"/>
+              </w:rPr>
+              <w:t>m.cupic@gmx.ch</w:t>
+            </w:r>
+          </w:hyperlink>
         </w:p>
         <w:p>
           <w:pPr>
